--- a/CÔNG TY TNHH PHÁT TRIỂN THƯƠNG MẠI QUỐC TẾ LÊ GIA/LeGia_ChuyenDoiLoaiDN_TangVon/05_Giay_uy_quyen_da_cap_nhat.docx
+++ b/CÔNG TY TNHH PHÁT TRIỂN THƯƠNG MẠI QUỐC TẾ LÊ GIA/LeGia_ChuyenDoiLoaiDN_TangVon/05_Giay_uy_quyen_da_cap_nhat.docx
@@ -80,7 +80,43 @@
           <w:sz w:val="26"/>
           <w:szCs w:val="26"/>
         </w:rPr>
-        <w:t>Thành phố Hồ Chí Minh, ngày 25 tháng 7 năm 2026</w:t>
+        <w:t xml:space="preserve">Thành phố Hồ Chí Minh, ngày </w:t>
+      </w:r>
+      <w:r>
+        <w:rPr>
+          <w:rFonts w:ascii="Times New Roman" w:hAnsi="Times New Roman" w:cs="Times New Roman"/>
+          <w:color w:val="000000" w:themeColor="text1"/>
+          <w:sz w:val="26"/>
+          <w:szCs w:val="26"/>
+        </w:rPr>
+        <w:t>1</w:t>
+      </w:r>
+      <w:r>
+        <w:rPr>
+          <w:rFonts w:ascii="Times New Roman" w:hAnsi="Times New Roman" w:cs="Times New Roman"/>
+          <w:color w:val="000000" w:themeColor="text1"/>
+          <w:sz w:val="26"/>
+          <w:szCs w:val="26"/>
+        </w:rPr>
+        <w:t xml:space="preserve"> tháng </w:t>
+      </w:r>
+      <w:r>
+        <w:rPr>
+          <w:rFonts w:ascii="Times New Roman" w:hAnsi="Times New Roman" w:cs="Times New Roman"/>
+          <w:color w:val="000000" w:themeColor="text1"/>
+          <w:sz w:val="26"/>
+          <w:szCs w:val="26"/>
+        </w:rPr>
+        <w:t>8</w:t>
+      </w:r>
+      <w:r>
+        <w:rPr>
+          <w:rFonts w:ascii="Times New Roman" w:hAnsi="Times New Roman" w:cs="Times New Roman"/>
+          <w:color w:val="000000" w:themeColor="text1"/>
+          <w:sz w:val="26"/>
+          <w:szCs w:val="26"/>
+        </w:rPr>
+        <w:t xml:space="preserve"> năm 2026</w:t>
       </w:r>
     </w:p>
     <w:p>
@@ -1016,7 +1052,46 @@
           <w:szCs w:val="26"/>
           <w:lang w:val="vi-VN"/>
         </w:rPr>
-        <w:t xml:space="preserve"> ngày 25 tháng 7 năm 2026</w:t>
+        <w:t xml:space="preserve"> ngày </w:t>
+      </w:r>
+      <w:r>
+        <w:rPr>
+          <w:rFonts w:ascii="Times New Roman" w:hAnsi="Times New Roman" w:cs="Times New Roman"/>
+          <w:color w:val="000000" w:themeColor="text1"/>
+          <w:sz w:val="26"/>
+          <w:szCs w:val="26"/>
+          <w:lang w:val="vi-VN"/>
+        </w:rPr>
+        <w:t>1</w:t>
+      </w:r>
+      <w:r>
+        <w:rPr>
+          <w:rFonts w:ascii="Times New Roman" w:hAnsi="Times New Roman" w:cs="Times New Roman"/>
+          <w:color w:val="000000" w:themeColor="text1"/>
+          <w:sz w:val="26"/>
+          <w:szCs w:val="26"/>
+          <w:lang w:val="vi-VN"/>
+        </w:rPr>
+        <w:t xml:space="preserve"> tháng </w:t>
+      </w:r>
+      <w:r>
+        <w:rPr>
+          <w:rFonts w:ascii="Times New Roman" w:hAnsi="Times New Roman" w:cs="Times New Roman"/>
+          <w:color w:val="000000" w:themeColor="text1"/>
+          <w:sz w:val="26"/>
+          <w:szCs w:val="26"/>
+        </w:rPr>
+        <w:t>8</w:t>
+      </w:r>
+      <w:r>
+        <w:rPr>
+          <w:rFonts w:ascii="Times New Roman" w:hAnsi="Times New Roman" w:cs="Times New Roman"/>
+          <w:color w:val="000000" w:themeColor="text1"/>
+          <w:sz w:val="26"/>
+          <w:szCs w:val="26"/>
+          <w:lang w:val="vi-VN"/>
+        </w:rPr>
+        <w:t xml:space="preserve"> năm 2026</w:t>
       </w:r>
       <w:r>
         <w:rPr>

--- a/CÔNG TY TNHH PHÁT TRIỂN THƯƠNG MẠI QUỐC TẾ LÊ GIA/LeGia_ChuyenDoiLoaiDN_TangVon/05_Giay_uy_quyen_da_cap_nhat.docx
+++ b/CÔNG TY TNHH PHÁT TRIỂN THƯƠNG MẠI QUỐC TẾ LÊ GIA/LeGia_ChuyenDoiLoaiDN_TangVon/05_Giay_uy_quyen_da_cap_nhat.docx
@@ -89,7 +89,7 @@
           <w:sz w:val="26"/>
           <w:szCs w:val="26"/>
         </w:rPr>
-        <w:t>1</w:t>
+        <w:t>3</w:t>
       </w:r>
       <w:r>
         <w:rPr>
@@ -1060,9 +1060,8 @@
           <w:color w:val="000000" w:themeColor="text1"/>
           <w:sz w:val="26"/>
           <w:szCs w:val="26"/>
-          <w:lang w:val="vi-VN"/>
-        </w:rPr>
-        <w:t>1</w:t>
+        </w:rPr>
+        <w:t>3</w:t>
       </w:r>
       <w:r>
         <w:rPr>
@@ -1080,6 +1079,7 @@
           <w:color w:val="000000" w:themeColor="text1"/>
           <w:sz w:val="26"/>
           <w:szCs w:val="26"/>
+          <w:lang w:val="vi-VN"/>
         </w:rPr>
         <w:t>8</w:t>
       </w:r>
